--- a/Hassan_Mundher_CV_EN.docx
+++ b/Hassan_Mundher_CV_EN.docx
@@ -18,7 +18,7 @@
       <w:r>
         <w:t>Basra, Iraq | +964 783 895 3531 | hasanmthr02@gmail.com</w:t>
         <w:br/>
-        <w:t>Portfolio: civil-eng-pro.vercel.app | LinkedIn: linkedin.com/in/hasanmundher</w:t>
+        <w:t>Portfolio: hassanm.vercel.app | LinkedIn: linkedin.com/in/hasanmundher</w:t>
       </w:r>
     </w:p>
     <w:p>
